--- a/Build_real_world_agents/Product_conceptualizer/Documentation.docx
+++ b/Build_real_world_agents/Product_conceptualizer/Documentation.docx
@@ -153,7 +153,7 @@
           <wp:inline distB="114300" distT="114300" distL="114300" distR="114300">
             <wp:extent cx="5943600" cy="1800909"/>
             <wp:effectExtent b="0" l="0" r="0" t="0"/>
-            <wp:docPr id="1" name="image1.jpg"/>
+            <wp:docPr id="2" name="image1.jpg"/>
             <a:graphic>
               <a:graphicData uri="http://schemas.openxmlformats.org/drawingml/2006/picture">
                 <pic:pic>
@@ -215,7 +215,7 @@
       <w:pPr>
         <w:numPr>
           <w:ilvl w:val="0"/>
-          <w:numId w:val="3"/>
+          <w:numId w:val="4"/>
         </w:numPr>
         <w:spacing w:after="0" w:afterAutospacing="0" w:before="240" w:line="360" w:lineRule="auto"/>
         <w:ind w:left="720" w:hanging="360"/>
@@ -238,7 +238,7 @@
       <w:pPr>
         <w:numPr>
           <w:ilvl w:val="0"/>
-          <w:numId w:val="3"/>
+          <w:numId w:val="4"/>
         </w:numPr>
         <w:spacing w:after="0" w:afterAutospacing="0" w:before="0" w:beforeAutospacing="0" w:line="360" w:lineRule="auto"/>
         <w:ind w:left="720" w:hanging="360"/>
@@ -257,7 +257,7 @@
       <w:pPr>
         <w:numPr>
           <w:ilvl w:val="0"/>
-          <w:numId w:val="3"/>
+          <w:numId w:val="4"/>
         </w:numPr>
         <w:spacing w:after="0" w:afterAutospacing="0" w:before="0" w:beforeAutospacing="0" w:line="360" w:lineRule="auto"/>
         <w:ind w:left="720" w:hanging="360"/>
@@ -276,7 +276,7 @@
       <w:pPr>
         <w:numPr>
           <w:ilvl w:val="0"/>
-          <w:numId w:val="3"/>
+          <w:numId w:val="4"/>
         </w:numPr>
         <w:spacing w:after="240" w:before="0" w:beforeAutospacing="0" w:line="360" w:lineRule="auto"/>
         <w:ind w:left="720" w:hanging="360"/>
@@ -1058,6 +1058,289 @@
     </w:p>
     <w:p>
       <w:pPr>
+        <w:spacing w:line="360" w:lineRule="auto"/>
+        <w:rPr>
+          <w:b w:val="1"/>
+          <w:bCs w:val="1"/>
+          <w:sz w:val="26"/>
+          <w:szCs w:val="26"/>
+          <w:u w:val="single"/>
+        </w:rPr>
+      </w:pPr>
+      <w:r>
+        <w:rPr>
+          <w:b w:val="1"/>
+          <w:bCs w:val="1"/>
+          <w:sz w:val="26"/>
+          <w:szCs w:val="26"/>
+          <w:u w:val="single"/>
+          <w:rtl w:val="0"/>
+        </w:rPr>
+        <w:t xml:space="preserve">Remote agent setup</w:t>
+      </w:r>
+    </w:p>
+    <w:p>
+      <w:pPr>
+        <w:spacing w:line="360" w:lineRule="auto"/>
+        <w:jc w:val="center"/>
+        <w:rPr>
+          <w:b w:val="1"/>
+          <w:bCs w:val="1"/>
+          <w:sz w:val="26"/>
+          <w:szCs w:val="26"/>
+          <w:u w:val="single"/>
+        </w:rPr>
+      </w:pPr>
+      <w:r>
+        <w:rPr>
+          <w:b w:val="1"/>
+          <w:bCs w:val="1"/>
+          <w:sz w:val="26"/>
+          <w:szCs w:val="26"/>
+          <w:u w:val="single"/>
+        </w:rPr>
+        <w:drawing>
+          <wp:inline distB="114300" distT="114300" distL="114300" distR="114300">
+            <wp:extent cx="2028316" cy="2710102"/>
+            <wp:effectExtent b="0" l="0" r="0" t="0"/>
+            <wp:docPr id="1" name="image2.jpg"/>
+            <a:graphic>
+              <a:graphicData uri="http://schemas.openxmlformats.org/drawingml/2006/picture">
+                <pic:pic>
+                  <pic:nvPicPr>
+                    <pic:cNvPr id="0" name="image2.jpg"/>
+                    <pic:cNvPicPr preferRelativeResize="0"/>
+                  </pic:nvPicPr>
+                  <pic:blipFill>
+                    <a:blip r:embed="rId7"/>
+                    <a:srcRect b="0" l="0" r="0" t="0"/>
+                    <a:stretch>
+                      <a:fillRect/>
+                    </a:stretch>
+                  </pic:blipFill>
+                  <pic:spPr>
+                    <a:xfrm>
+                      <a:off x="0" y="0"/>
+                      <a:ext cx="2028316" cy="2710102"/>
+                    </a:xfrm>
+                    <a:prstGeom prst="rect"/>
+                    <a:ln/>
+                  </pic:spPr>
+                </pic:pic>
+              </a:graphicData>
+            </a:graphic>
+          </wp:inline>
+        </w:drawing>
+      </w:r>
+      <w:r>
+        <w:rPr>
+          <w:rtl w:val="0"/>
+        </w:rPr>
+      </w:r>
+    </w:p>
+    <w:p>
+      <w:pPr>
+        <w:numPr>
+          <w:ilvl w:val="0"/>
+          <w:numId w:val="3"/>
+        </w:numPr>
+        <w:spacing w:line="360" w:lineRule="auto"/>
+        <w:ind w:left="720" w:hanging="360"/>
+        <w:rPr>
+          <w:b w:val="1"/>
+          <w:bCs w:val="1"/>
+          <w:sz w:val="24"/>
+          <w:szCs w:val="24"/>
+        </w:rPr>
+      </w:pPr>
+      <w:r>
+        <w:rPr>
+          <w:b w:val="1"/>
+          <w:bCs w:val="1"/>
+          <w:sz w:val="24"/>
+          <w:szCs w:val="24"/>
+          <w:u w:val="single"/>
+          <w:rtl w:val="0"/>
+        </w:rPr>
+        <w:t xml:space="preserve">agent</w:t>
+      </w:r>
+      <w:hyperlink r:id="rId8">
+        <w:r>
+          <w:rPr>
+            <w:b w:val="1"/>
+            <w:bCs w:val="1"/>
+            <w:sz w:val="24"/>
+            <w:szCs w:val="24"/>
+            <w:u w:val="single"/>
+            <w:rtl w:val="0"/>
+          </w:rPr>
+          <w:t xml:space="preserve">.py</w:t>
+        </w:r>
+      </w:hyperlink>
+      <w:r>
+        <w:rPr>
+          <w:rtl w:val="0"/>
+        </w:rPr>
+      </w:r>
+    </w:p>
+    <w:p>
+      <w:pPr>
+        <w:spacing w:line="360" w:lineRule="auto"/>
+        <w:ind w:left="0" w:firstLine="720"/>
+        <w:rPr>
+          <w:color w:val="1f2328"/>
+          <w:sz w:val="24"/>
+          <w:szCs w:val="24"/>
+        </w:rPr>
+      </w:pPr>
+      <w:r>
+        <w:rPr>
+          <w:color w:val="1f2328"/>
+          <w:sz w:val="24"/>
+          <w:szCs w:val="24"/>
+          <w:rtl w:val="0"/>
+        </w:rPr>
+        <w:t xml:space="preserve">Defines the remote agent and declares it as a root agent.</w:t>
+      </w:r>
+    </w:p>
+    <w:p>
+      <w:pPr>
+        <w:numPr>
+          <w:ilvl w:val="0"/>
+          <w:numId w:val="3"/>
+        </w:numPr>
+        <w:spacing w:line="360" w:lineRule="auto"/>
+        <w:ind w:left="720" w:hanging="360"/>
+        <w:rPr>
+          <w:b w:val="1"/>
+          <w:bCs w:val="1"/>
+          <w:color w:val="1f2328"/>
+          <w:sz w:val="24"/>
+          <w:szCs w:val="24"/>
+        </w:rPr>
+      </w:pPr>
+      <w:r>
+        <w:rPr>
+          <w:b w:val="1"/>
+          <w:bCs w:val="1"/>
+          <w:color w:val="1f2328"/>
+          <w:sz w:val="24"/>
+          <w:szCs w:val="24"/>
+          <w:u w:val="single"/>
+          <w:rtl w:val="0"/>
+        </w:rPr>
+        <w:t xml:space="preserve">agentexecutor.py</w:t>
+      </w:r>
+    </w:p>
+    <w:p>
+      <w:pPr>
+        <w:spacing w:after="240" w:before="240" w:line="360" w:lineRule="auto"/>
+        <w:ind w:left="720" w:firstLine="0"/>
+        <w:rPr>
+          <w:color w:val="1f2328"/>
+          <w:sz w:val="24"/>
+          <w:szCs w:val="24"/>
+        </w:rPr>
+      </w:pPr>
+      <w:r>
+        <w:rPr>
+          <w:color w:val="1f2328"/>
+          <w:sz w:val="24"/>
+          <w:szCs w:val="24"/>
+          <w:rtl w:val="0"/>
+        </w:rPr>
+        <w:t xml:space="preserve">Activates the agent, making it accessible to the host agent. Serves as a link between the host and remote agents.</w:t>
+      </w:r>
+    </w:p>
+    <w:p>
+      <w:pPr>
+        <w:numPr>
+          <w:ilvl w:val="0"/>
+          <w:numId w:val="3"/>
+        </w:numPr>
+        <w:spacing w:line="360" w:lineRule="auto"/>
+        <w:ind w:left="720" w:hanging="360"/>
+        <w:rPr>
+          <w:b w:val="1"/>
+          <w:bCs w:val="1"/>
+          <w:sz w:val="24"/>
+          <w:szCs w:val="24"/>
+        </w:rPr>
+      </w:pPr>
+      <w:hyperlink r:id="rId9">
+        <w:r>
+          <w:rPr>
+            <w:b w:val="1"/>
+            <w:bCs w:val="1"/>
+            <w:sz w:val="24"/>
+            <w:szCs w:val="24"/>
+            <w:u w:val="single"/>
+            <w:rtl w:val="0"/>
+          </w:rPr>
+          <w:t xml:space="preserve">main.py</w:t>
+        </w:r>
+      </w:hyperlink>
+      <w:r>
+        <w:rPr>
+          <w:rtl w:val="0"/>
+        </w:rPr>
+      </w:r>
+    </w:p>
+    <w:p>
+      <w:pPr>
+        <w:spacing w:after="240" w:before="240" w:line="360" w:lineRule="auto"/>
+        <w:ind w:left="720" w:firstLine="0"/>
+        <w:rPr>
+          <w:sz w:val="24"/>
+          <w:szCs w:val="24"/>
+        </w:rPr>
+      </w:pPr>
+      <w:r>
+        <w:rPr>
+          <w:sz w:val="24"/>
+          <w:szCs w:val="24"/>
+          <w:rtl w:val="0"/>
+        </w:rPr>
+        <w:t xml:space="preserve">Initializes and activates the remote agent.</w:t>
+      </w:r>
+    </w:p>
+    <w:p>
+      <w:pPr>
+        <w:spacing w:line="360" w:lineRule="auto"/>
+        <w:ind w:left="720" w:firstLine="0"/>
+        <w:rPr>
+          <w:sz w:val="24"/>
+          <w:szCs w:val="24"/>
+        </w:rPr>
+      </w:pPr>
+      <w:r>
+        <w:rPr>
+          <w:rtl w:val="0"/>
+        </w:rPr>
+      </w:r>
+    </w:p>
+    <w:p>
+      <w:pPr>
+        <w:spacing w:line="360" w:lineRule="auto"/>
+        <w:ind w:left="0" w:firstLine="720"/>
+        <w:rPr>
+          <w:color w:val="1f2328"/>
+          <w:sz w:val="24"/>
+          <w:szCs w:val="24"/>
+        </w:rPr>
+      </w:pPr>
+      <w:r>
+        <w:rPr>
+          <w:color w:val="1f2328"/>
+          <w:sz w:val="24"/>
+          <w:szCs w:val="24"/>
+          <w:rtl w:val="0"/>
+        </w:rPr>
+        <w:t xml:space="preserve"> </w:t>
+      </w:r>
+    </w:p>
+    <w:p>
+      <w:pPr>
         <w:widowControl w:val="0"/>
         <w:rPr>
           <w:color w:val="1f2328"/>
@@ -1072,7 +1355,7 @@
       </w:r>
     </w:p>
     <w:sectPr>
-      <w:headerReference r:id="rId7" w:type="default"/>
+      <w:headerReference r:id="rId10" w:type="default"/>
       <w:pgSz w:h="15840" w:w="12240" w:orient="portrait"/>
       <w:pgMar w:bottom="1440" w:top="1440" w:left="1440" w:right="1440" w:header="720" w:footer="720"/>
       <w:pgNumType w:start="1"/>
@@ -1347,6 +1630,116 @@
       <w:start w:val="1"/>
       <w:numFmt w:val="lowerRoman"/>
       <w:lvlText w:val="%3."/>
+      <w:lvlJc w:val="right"/>
+      <w:pPr>
+        <w:ind w:left="2160" w:hanging="360"/>
+      </w:pPr>
+      <w:rPr>
+        <w:u w:val="none"/>
+      </w:rPr>
+    </w:lvl>
+    <w:lvl w:ilvl="3">
+      <w:start w:val="1"/>
+      <w:numFmt w:val="decimal"/>
+      <w:lvlText w:val="%4."/>
+      <w:lvlJc w:val="left"/>
+      <w:pPr>
+        <w:ind w:left="2880" w:hanging="360"/>
+      </w:pPr>
+      <w:rPr>
+        <w:u w:val="none"/>
+      </w:rPr>
+    </w:lvl>
+    <w:lvl w:ilvl="4">
+      <w:start w:val="1"/>
+      <w:numFmt w:val="lowerLetter"/>
+      <w:lvlText w:val="%5."/>
+      <w:lvlJc w:val="left"/>
+      <w:pPr>
+        <w:ind w:left="3600" w:hanging="360"/>
+      </w:pPr>
+      <w:rPr>
+        <w:u w:val="none"/>
+      </w:rPr>
+    </w:lvl>
+    <w:lvl w:ilvl="5">
+      <w:start w:val="1"/>
+      <w:numFmt w:val="lowerRoman"/>
+      <w:lvlText w:val="%6."/>
+      <w:lvlJc w:val="right"/>
+      <w:pPr>
+        <w:ind w:left="4320" w:hanging="360"/>
+      </w:pPr>
+      <w:rPr>
+        <w:u w:val="none"/>
+      </w:rPr>
+    </w:lvl>
+    <w:lvl w:ilvl="6">
+      <w:start w:val="1"/>
+      <w:numFmt w:val="decimal"/>
+      <w:lvlText w:val="%7."/>
+      <w:lvlJc w:val="left"/>
+      <w:pPr>
+        <w:ind w:left="5040" w:hanging="360"/>
+      </w:pPr>
+      <w:rPr>
+        <w:u w:val="none"/>
+      </w:rPr>
+    </w:lvl>
+    <w:lvl w:ilvl="7">
+      <w:start w:val="1"/>
+      <w:numFmt w:val="lowerLetter"/>
+      <w:lvlText w:val="%8."/>
+      <w:lvlJc w:val="left"/>
+      <w:pPr>
+        <w:ind w:left="5760" w:hanging="360"/>
+      </w:pPr>
+      <w:rPr>
+        <w:u w:val="none"/>
+      </w:rPr>
+    </w:lvl>
+    <w:lvl w:ilvl="8">
+      <w:start w:val="1"/>
+      <w:numFmt w:val="lowerRoman"/>
+      <w:lvlText w:val="%9."/>
+      <w:lvlJc w:val="right"/>
+      <w:pPr>
+        <w:ind w:left="6480" w:hanging="360"/>
+      </w:pPr>
+      <w:rPr>
+        <w:u w:val="none"/>
+      </w:rPr>
+    </w:lvl>
+  </w:abstractNum>
+  <w:abstractNum w:abstractNumId="4">
+    <w:lvl w:ilvl="0">
+      <w:start w:val="1"/>
+      <w:numFmt w:val="decimal"/>
+      <w:lvlText w:val="%1."/>
+      <w:lvlJc w:val="left"/>
+      <w:pPr>
+        <w:ind w:left="720" w:hanging="360"/>
+      </w:pPr>
+      <w:rPr>
+        <w:u w:val="none"/>
+      </w:rPr>
+    </w:lvl>
+    <w:lvl w:ilvl="1">
+      <w:start w:val="1"/>
+      <w:numFmt w:val="lowerLetter"/>
+      <w:lvlText w:val="%2."/>
+      <w:lvlJc w:val="left"/>
+      <w:pPr>
+        <w:ind w:left="1440" w:hanging="360"/>
+      </w:pPr>
+      <w:rPr>
+        <w:u w:val="none"/>
+      </w:rPr>
+    </w:lvl>
+    <w:lvl w:ilvl="2">
+      <w:start w:val="1"/>
+      <w:numFmt w:val="lowerRoman"/>
+      <w:lvlText w:val="%3."/>
       <w:lvlJc w:val="left"/>
       <w:pPr>
         <w:ind w:left="2160" w:hanging="360"/>
@@ -1436,6 +1829,9 @@
   </w:num>
   <w:num w:numId="3">
     <w:abstractNumId w:val="3"/>
+  </w:num>
+  <w:num w:numId="4">
+    <w:abstractNumId w:val="4"/>
   </w:num>
 </w:numbering>
 </file>
